--- a/template_data/Phu luc phan cong thuc hien cac nhiem vu tai KH 01 trien khai NQ 57 nganh NH - tong hop-mau.docx
+++ b/template_data/Phu luc phan cong thuc hien cac nhiem vu tai KH 01 trien khai NQ 57 nganh NH - tong hop-mau.docx
@@ -1,6 +1,6 @@
 
 <file path=word/document.xml><?xml version="1.0" encoding="utf-8"?>
-<w:document xmlns:wpc="http://schemas.microsoft.com/office/word/2010/wordprocessingCanvas" xmlns:cx="http://schemas.microsoft.com/office/drawing/2014/chartex" xmlns:cx1="http://schemas.microsoft.com/office/drawing/2015/9/8/chartex" xmlns:mc="http://schemas.openxmlformats.org/markup-compatibility/2006" xmlns:o="urn:schemas-microsoft-com:office:office" xmlns:r="http://schemas.openxmlformats.org/officeDocument/2006/relationships" xmlns:m="http://schemas.openxmlformats.org/officeDocument/2006/math" xmlns:v="urn:schemas-microsoft-com:vml" xmlns:wp14="http://schemas.microsoft.com/office/word/2010/wordprocessingDrawing" xmlns:wp="http://schemas.openxmlformats.org/drawingml/2006/wordprocessingDrawing" xmlns:w10="urn:schemas-microsoft-com:office:word" xmlns:w="http://schemas.openxmlformats.org/wordprocessingml/2006/main" xmlns:w14="http://schemas.microsoft.com/office/word/2010/wordml" xmlns:w15="http://schemas.microsoft.com/office/word/2012/wordml" xmlns:w16se="http://schemas.microsoft.com/office/word/2015/wordml/symex" xmlns:wpg="http://schemas.microsoft.com/office/word/2010/wordprocessingGroup" xmlns:wpi="http://schemas.microsoft.com/office/word/2010/wordprocessingInk" xmlns:wne="http://schemas.microsoft.com/office/word/2006/wordml" xmlns:wps="http://schemas.microsoft.com/office/word/2010/wordprocessingShape" mc:Ignorable="w14 w15 w16se wp14">
+<w:document xmlns:wpc="http://schemas.microsoft.com/office/word/2010/wordprocessingCanvas" xmlns:cx="http://schemas.microsoft.com/office/drawing/2014/chartex" xmlns:mc="http://schemas.openxmlformats.org/markup-compatibility/2006" xmlns:o="urn:schemas-microsoft-com:office:office" xmlns:r="http://schemas.openxmlformats.org/officeDocument/2006/relationships" xmlns:m="http://schemas.openxmlformats.org/officeDocument/2006/math" xmlns:v="urn:schemas-microsoft-com:vml" xmlns:wp14="http://schemas.microsoft.com/office/word/2010/wordprocessingDrawing" xmlns:wp="http://schemas.openxmlformats.org/drawingml/2006/wordprocessingDrawing" xmlns:w10="urn:schemas-microsoft-com:office:word" xmlns:w="http://schemas.openxmlformats.org/wordprocessingml/2006/main" xmlns:w14="http://schemas.microsoft.com/office/word/2010/wordml" xmlns:w15="http://schemas.microsoft.com/office/word/2012/wordml" xmlns:w16se="http://schemas.microsoft.com/office/word/2015/wordml/symex" xmlns:wpg="http://schemas.microsoft.com/office/word/2010/wordprocessingGroup" xmlns:wpi="http://schemas.microsoft.com/office/word/2010/wordprocessingInk" xmlns:wne="http://schemas.microsoft.com/office/word/2006/wordml" xmlns:wps="http://schemas.microsoft.com/office/word/2010/wordprocessingShape" mc:Ignorable="w14 w15 w16se wp14">
   <w:body>
     <w:p>
       <w:pPr>
@@ -157,7 +157,62 @@
           <w:sz w:val="26"/>
           <w:szCs w:val="26"/>
         </w:rPr>
-        <w:t xml:space="preserve"> Ngân hàng t</w:t>
+        <w:t xml:space="preserve"> </w:t>
+      </w:r>
+      <w:proofErr w:type="spellStart"/>
+      <w:r>
+        <w:rPr>
+          <w:rFonts w:ascii="Times New Roman" w:hAnsi="Times New Roman" w:cs="Times New Roman"/>
+          <w:b/>
+          <w:color w:val="000000" w:themeColor="text1"/>
+          <w:sz w:val="26"/>
+          <w:szCs w:val="26"/>
+        </w:rPr>
+        <w:t>Ngân</w:t>
+      </w:r>
+      <w:proofErr w:type="spellEnd"/>
+      <w:r>
+        <w:rPr>
+          <w:rFonts w:ascii="Times New Roman" w:hAnsi="Times New Roman" w:cs="Times New Roman"/>
+          <w:b/>
+          <w:color w:val="000000" w:themeColor="text1"/>
+          <w:sz w:val="26"/>
+          <w:szCs w:val="26"/>
+        </w:rPr>
+        <w:t xml:space="preserve"> </w:t>
+      </w:r>
+      <w:proofErr w:type="spellStart"/>
+      <w:r>
+        <w:rPr>
+          <w:rFonts w:ascii="Times New Roman" w:hAnsi="Times New Roman" w:cs="Times New Roman"/>
+          <w:b/>
+          <w:color w:val="000000" w:themeColor="text1"/>
+          <w:sz w:val="26"/>
+          <w:szCs w:val="26"/>
+        </w:rPr>
+        <w:t>hàng</w:t>
+      </w:r>
+      <w:proofErr w:type="spellEnd"/>
+      <w:r>
+        <w:rPr>
+          <w:rFonts w:ascii="Times New Roman" w:hAnsi="Times New Roman" w:cs="Times New Roman"/>
+          <w:b/>
+          <w:color w:val="000000" w:themeColor="text1"/>
+          <w:sz w:val="26"/>
+          <w:szCs w:val="26"/>
+        </w:rPr>
+        <w:t xml:space="preserve"> </w:t>
+      </w:r>
+      <w:proofErr w:type="spellStart"/>
+      <w:r>
+        <w:rPr>
+          <w:rFonts w:ascii="Times New Roman" w:hAnsi="Times New Roman" w:cs="Times New Roman"/>
+          <w:b/>
+          <w:color w:val="000000" w:themeColor="text1"/>
+          <w:sz w:val="26"/>
+          <w:szCs w:val="26"/>
+        </w:rPr>
+        <w:t>t</w:t>
       </w:r>
       <w:r>
         <w:rPr>
@@ -167,7 +222,18 @@
           <w:sz w:val="26"/>
           <w:szCs w:val="26"/>
         </w:rPr>
-        <w:t xml:space="preserve">riển </w:t>
+        <w:t>riển</w:t>
+      </w:r>
+      <w:proofErr w:type="spellEnd"/>
+      <w:r>
+        <w:rPr>
+          <w:rFonts w:ascii="Times New Roman" w:hAnsi="Times New Roman" w:cs="Times New Roman"/>
+          <w:b/>
+          <w:color w:val="000000" w:themeColor="text1"/>
+          <w:sz w:val="26"/>
+          <w:szCs w:val="26"/>
+        </w:rPr>
+        <w:t xml:space="preserve"> </w:t>
       </w:r>
       <w:proofErr w:type="spellStart"/>
       <w:r>
@@ -277,7 +343,73 @@
           <w:sz w:val="26"/>
           <w:szCs w:val="26"/>
         </w:rPr>
-        <w:t xml:space="preserve"> Bộ Chính trị </w:t>
+        <w:t xml:space="preserve"> </w:t>
+      </w:r>
+      <w:proofErr w:type="spellStart"/>
+      <w:r>
+        <w:rPr>
+          <w:rFonts w:ascii="Times New Roman" w:hAnsi="Times New Roman" w:cs="Times New Roman"/>
+          <w:b/>
+          <w:color w:val="000000" w:themeColor="text1"/>
+          <w:sz w:val="26"/>
+          <w:szCs w:val="26"/>
+        </w:rPr>
+        <w:t>Bộ</w:t>
+      </w:r>
+      <w:proofErr w:type="spellEnd"/>
+      <w:r>
+        <w:rPr>
+          <w:rFonts w:ascii="Times New Roman" w:hAnsi="Times New Roman" w:cs="Times New Roman"/>
+          <w:b/>
+          <w:color w:val="000000" w:themeColor="text1"/>
+          <w:sz w:val="26"/>
+          <w:szCs w:val="26"/>
+        </w:rPr>
+        <w:t xml:space="preserve"> </w:t>
+      </w:r>
+      <w:proofErr w:type="spellStart"/>
+      <w:r>
+        <w:rPr>
+          <w:rFonts w:ascii="Times New Roman" w:hAnsi="Times New Roman" w:cs="Times New Roman"/>
+          <w:b/>
+          <w:color w:val="000000" w:themeColor="text1"/>
+          <w:sz w:val="26"/>
+          <w:szCs w:val="26"/>
+        </w:rPr>
+        <w:t>Chính</w:t>
+      </w:r>
+      <w:proofErr w:type="spellEnd"/>
+      <w:r>
+        <w:rPr>
+          <w:rFonts w:ascii="Times New Roman" w:hAnsi="Times New Roman" w:cs="Times New Roman"/>
+          <w:b/>
+          <w:color w:val="000000" w:themeColor="text1"/>
+          <w:sz w:val="26"/>
+          <w:szCs w:val="26"/>
+        </w:rPr>
+        <w:t xml:space="preserve"> </w:t>
+      </w:r>
+      <w:proofErr w:type="spellStart"/>
+      <w:r>
+        <w:rPr>
+          <w:rFonts w:ascii="Times New Roman" w:hAnsi="Times New Roman" w:cs="Times New Roman"/>
+          <w:b/>
+          <w:color w:val="000000" w:themeColor="text1"/>
+          <w:sz w:val="26"/>
+          <w:szCs w:val="26"/>
+        </w:rPr>
+        <w:t>trị</w:t>
+      </w:r>
+      <w:proofErr w:type="spellEnd"/>
+      <w:r>
+        <w:rPr>
+          <w:rFonts w:ascii="Times New Roman" w:hAnsi="Times New Roman" w:cs="Times New Roman"/>
+          <w:b/>
+          <w:color w:val="000000" w:themeColor="text1"/>
+          <w:sz w:val="26"/>
+          <w:szCs w:val="26"/>
+        </w:rPr>
+        <w:t xml:space="preserve"> </w:t>
       </w:r>
       <w:proofErr w:type="spellStart"/>
       <w:r>
@@ -348,7 +480,6 @@
         <w:t xml:space="preserve"> </w:t>
       </w:r>
       <w:proofErr w:type="spellStart"/>
-      <w:proofErr w:type="gramStart"/>
       <w:r>
         <w:rPr>
           <w:rFonts w:ascii="Times New Roman" w:hAnsi="Times New Roman" w:cs="Times New Roman"/>
@@ -360,7 +491,6 @@
         <w:t>theo</w:t>
       </w:r>
       <w:proofErr w:type="spellEnd"/>
-      <w:proofErr w:type="gramEnd"/>
       <w:r>
         <w:rPr>
           <w:rFonts w:ascii="Times New Roman" w:hAnsi="Times New Roman" w:cs="Times New Roman"/>
@@ -479,7 +609,51 @@
           <w:sz w:val="28"/>
           <w:szCs w:val="28"/>
         </w:rPr>
-        <w:t xml:space="preserve"> Ngân hàng </w:t>
+        <w:t xml:space="preserve"> </w:t>
+      </w:r>
+      <w:proofErr w:type="spellStart"/>
+      <w:r>
+        <w:rPr>
+          <w:rFonts w:ascii="Times New Roman" w:hAnsi="Times New Roman" w:cs="Times New Roman"/>
+          <w:i/>
+          <w:color w:val="000000" w:themeColor="text1"/>
+          <w:sz w:val="28"/>
+          <w:szCs w:val="28"/>
+        </w:rPr>
+        <w:t>Ngân</w:t>
+      </w:r>
+      <w:proofErr w:type="spellEnd"/>
+      <w:r>
+        <w:rPr>
+          <w:rFonts w:ascii="Times New Roman" w:hAnsi="Times New Roman" w:cs="Times New Roman"/>
+          <w:i/>
+          <w:color w:val="000000" w:themeColor="text1"/>
+          <w:sz w:val="28"/>
+          <w:szCs w:val="28"/>
+        </w:rPr>
+        <w:t xml:space="preserve"> </w:t>
+      </w:r>
+      <w:proofErr w:type="spellStart"/>
+      <w:r>
+        <w:rPr>
+          <w:rFonts w:ascii="Times New Roman" w:hAnsi="Times New Roman" w:cs="Times New Roman"/>
+          <w:i/>
+          <w:color w:val="000000" w:themeColor="text1"/>
+          <w:sz w:val="28"/>
+          <w:szCs w:val="28"/>
+        </w:rPr>
+        <w:t>hàng</w:t>
+      </w:r>
+      <w:proofErr w:type="spellEnd"/>
+      <w:r>
+        <w:rPr>
+          <w:rFonts w:ascii="Times New Roman" w:hAnsi="Times New Roman" w:cs="Times New Roman"/>
+          <w:i/>
+          <w:color w:val="000000" w:themeColor="text1"/>
+          <w:sz w:val="28"/>
+          <w:szCs w:val="28"/>
+        </w:rPr>
+        <w:t xml:space="preserve"> </w:t>
       </w:r>
       <w:proofErr w:type="spellStart"/>
       <w:r>
@@ -1452,7 +1626,35 @@
                 <w:szCs w:val="22"/>
                 <w14:ligatures w14:val="none"/>
               </w:rPr>
-              <w:t xml:space="preserve"> triển </w:t>
+              <w:t xml:space="preserve"> </w:t>
+            </w:r>
+            <w:proofErr w:type="spellStart"/>
+            <w:r>
+              <w:rPr>
+                <w:rFonts w:ascii="Times New Roman" w:eastAsia="Times New Roman" w:hAnsi="Times New Roman" w:cs="Times New Roman"/>
+                <w:b/>
+                <w:bCs/>
+                <w:color w:val="000000" w:themeColor="text1"/>
+                <w:kern w:val="0"/>
+                <w:sz w:val="22"/>
+                <w:szCs w:val="22"/>
+                <w14:ligatures w14:val="none"/>
+              </w:rPr>
+              <w:t>triển</w:t>
+            </w:r>
+            <w:proofErr w:type="spellEnd"/>
+            <w:r>
+              <w:rPr>
+                <w:rFonts w:ascii="Times New Roman" w:eastAsia="Times New Roman" w:hAnsi="Times New Roman" w:cs="Times New Roman"/>
+                <w:b/>
+                <w:bCs/>
+                <w:color w:val="000000" w:themeColor="text1"/>
+                <w:kern w:val="0"/>
+                <w:sz w:val="22"/>
+                <w:szCs w:val="22"/>
+                <w14:ligatures w14:val="none"/>
+              </w:rPr>
+              <w:t xml:space="preserve"> </w:t>
             </w:r>
             <w:proofErr w:type="spellStart"/>
             <w:r>
@@ -2582,7 +2784,31 @@
                 <w:szCs w:val="22"/>
                 <w14:ligatures w14:val="none"/>
               </w:rPr>
-              <w:t xml:space="preserve"> liệu </w:t>
+              <w:t xml:space="preserve"> </w:t>
+            </w:r>
+            <w:proofErr w:type="spellStart"/>
+            <w:r>
+              <w:rPr>
+                <w:rFonts w:ascii="Times New Roman" w:eastAsia="Times New Roman" w:hAnsi="Times New Roman" w:cs="Times New Roman"/>
+                <w:color w:val="000000" w:themeColor="text1"/>
+                <w:kern w:val="0"/>
+                <w:sz w:val="22"/>
+                <w:szCs w:val="22"/>
+                <w14:ligatures w14:val="none"/>
+              </w:rPr>
+              <w:t>liệu</w:t>
+            </w:r>
+            <w:proofErr w:type="spellEnd"/>
+            <w:r>
+              <w:rPr>
+                <w:rFonts w:ascii="Times New Roman" w:eastAsia="Times New Roman" w:hAnsi="Times New Roman" w:cs="Times New Roman"/>
+                <w:color w:val="000000" w:themeColor="text1"/>
+                <w:kern w:val="0"/>
+                <w:sz w:val="22"/>
+                <w:szCs w:val="22"/>
+                <w14:ligatures w14:val="none"/>
+              </w:rPr>
+              <w:t xml:space="preserve"> </w:t>
             </w:r>
             <w:proofErr w:type="spellStart"/>
             <w:r>
@@ -3182,7 +3408,31 @@
                 <w:szCs w:val="22"/>
                 <w14:ligatures w14:val="none"/>
               </w:rPr>
-              <w:t xml:space="preserve"> hàng </w:t>
+              <w:t xml:space="preserve"> </w:t>
+            </w:r>
+            <w:proofErr w:type="spellStart"/>
+            <w:r>
+              <w:rPr>
+                <w:rFonts w:ascii="Times New Roman" w:eastAsia="Times New Roman" w:hAnsi="Times New Roman" w:cs="Times New Roman"/>
+                <w:color w:val="000000" w:themeColor="text1"/>
+                <w:kern w:val="0"/>
+                <w:sz w:val="22"/>
+                <w:szCs w:val="22"/>
+                <w14:ligatures w14:val="none"/>
+              </w:rPr>
+              <w:t>hàng</w:t>
+            </w:r>
+            <w:proofErr w:type="spellEnd"/>
+            <w:r>
+              <w:rPr>
+                <w:rFonts w:ascii="Times New Roman" w:eastAsia="Times New Roman" w:hAnsi="Times New Roman" w:cs="Times New Roman"/>
+                <w:color w:val="000000" w:themeColor="text1"/>
+                <w:kern w:val="0"/>
+                <w:sz w:val="22"/>
+                <w:szCs w:val="22"/>
+                <w14:ligatures w14:val="none"/>
+              </w:rPr>
+              <w:t xml:space="preserve"> </w:t>
             </w:r>
             <w:proofErr w:type="spellStart"/>
             <w:r>
@@ -3206,7 +3456,31 @@
                 <w:szCs w:val="22"/>
                 <w14:ligatures w14:val="none"/>
               </w:rPr>
-              <w:t xml:space="preserve"> và </w:t>
+              <w:t xml:space="preserve"> </w:t>
+            </w:r>
+            <w:proofErr w:type="spellStart"/>
+            <w:r>
+              <w:rPr>
+                <w:rFonts w:ascii="Times New Roman" w:eastAsia="Times New Roman" w:hAnsi="Times New Roman" w:cs="Times New Roman"/>
+                <w:color w:val="000000" w:themeColor="text1"/>
+                <w:kern w:val="0"/>
+                <w:sz w:val="22"/>
+                <w:szCs w:val="22"/>
+                <w14:ligatures w14:val="none"/>
+              </w:rPr>
+              <w:t>và</w:t>
+            </w:r>
+            <w:proofErr w:type="spellEnd"/>
+            <w:r>
+              <w:rPr>
+                <w:rFonts w:ascii="Times New Roman" w:eastAsia="Times New Roman" w:hAnsi="Times New Roman" w:cs="Times New Roman"/>
+                <w:color w:val="000000" w:themeColor="text1"/>
+                <w:kern w:val="0"/>
+                <w:sz w:val="22"/>
+                <w:szCs w:val="22"/>
+                <w14:ligatures w14:val="none"/>
+              </w:rPr>
+              <w:t xml:space="preserve"> </w:t>
             </w:r>
             <w:proofErr w:type="spellStart"/>
             <w:r>
@@ -3458,7 +3732,31 @@
                 <w:szCs w:val="22"/>
                 <w14:ligatures w14:val="none"/>
               </w:rPr>
-              <w:t xml:space="preserve">PTĐ Phạm </w:t>
+              <w:t xml:space="preserve">PTĐ </w:t>
+            </w:r>
+            <w:proofErr w:type="spellStart"/>
+            <w:r>
+              <w:rPr>
+                <w:rFonts w:ascii="Times New Roman" w:eastAsia="Times New Roman" w:hAnsi="Times New Roman" w:cs="Times New Roman"/>
+                <w:color w:val="000000" w:themeColor="text1"/>
+                <w:kern w:val="0"/>
+                <w:sz w:val="22"/>
+                <w:szCs w:val="22"/>
+                <w14:ligatures w14:val="none"/>
+              </w:rPr>
+              <w:t>Phạm</w:t>
+            </w:r>
+            <w:proofErr w:type="spellEnd"/>
+            <w:r>
+              <w:rPr>
+                <w:rFonts w:ascii="Times New Roman" w:eastAsia="Times New Roman" w:hAnsi="Times New Roman" w:cs="Times New Roman"/>
+                <w:color w:val="000000" w:themeColor="text1"/>
+                <w:kern w:val="0"/>
+                <w:sz w:val="22"/>
+                <w:szCs w:val="22"/>
+                <w14:ligatures w14:val="none"/>
+              </w:rPr>
+              <w:t xml:space="preserve"> </w:t>
             </w:r>
             <w:proofErr w:type="spellStart"/>
             <w:r>
@@ -3546,7 +3844,31 @@
                 <w:szCs w:val="22"/>
                 <w14:ligatures w14:val="none"/>
               </w:rPr>
-              <w:t xml:space="preserve"> TCTD,   chi nhánh </w:t>
+              <w:t xml:space="preserve"> TCTD,   chi </w:t>
+            </w:r>
+            <w:proofErr w:type="spellStart"/>
+            <w:r>
+              <w:rPr>
+                <w:rFonts w:ascii="Times New Roman" w:eastAsia="Times New Roman" w:hAnsi="Times New Roman" w:cs="Times New Roman"/>
+                <w:color w:val="000000" w:themeColor="text1"/>
+                <w:kern w:val="0"/>
+                <w:sz w:val="22"/>
+                <w:szCs w:val="22"/>
+                <w14:ligatures w14:val="none"/>
+              </w:rPr>
+              <w:t>nhánh</w:t>
+            </w:r>
+            <w:proofErr w:type="spellEnd"/>
+            <w:r>
+              <w:rPr>
+                <w:rFonts w:ascii="Times New Roman" w:eastAsia="Times New Roman" w:hAnsi="Times New Roman" w:cs="Times New Roman"/>
+                <w:color w:val="000000" w:themeColor="text1"/>
+                <w:kern w:val="0"/>
+                <w:sz w:val="22"/>
+                <w:szCs w:val="22"/>
+                <w14:ligatures w14:val="none"/>
+              </w:rPr>
+              <w:t xml:space="preserve"> </w:t>
             </w:r>
             <w:proofErr w:type="spellStart"/>
             <w:r>
@@ -3690,7 +4012,31 @@
                 <w:szCs w:val="22"/>
                 <w14:ligatures w14:val="none"/>
               </w:rPr>
-              <w:t xml:space="preserve"> dịch </w:t>
+              <w:t xml:space="preserve"> </w:t>
+            </w:r>
+            <w:proofErr w:type="spellStart"/>
+            <w:r>
+              <w:rPr>
+                <w:rFonts w:ascii="Times New Roman" w:eastAsia="Times New Roman" w:hAnsi="Times New Roman" w:cs="Times New Roman"/>
+                <w:color w:val="000000" w:themeColor="text1"/>
+                <w:kern w:val="0"/>
+                <w:sz w:val="22"/>
+                <w:szCs w:val="22"/>
+                <w14:ligatures w14:val="none"/>
+              </w:rPr>
+              <w:t>dịch</w:t>
+            </w:r>
+            <w:proofErr w:type="spellEnd"/>
+            <w:r>
+              <w:rPr>
+                <w:rFonts w:ascii="Times New Roman" w:eastAsia="Times New Roman" w:hAnsi="Times New Roman" w:cs="Times New Roman"/>
+                <w:color w:val="000000" w:themeColor="text1"/>
+                <w:kern w:val="0"/>
+                <w:sz w:val="22"/>
+                <w:szCs w:val="22"/>
+                <w14:ligatures w14:val="none"/>
+              </w:rPr>
+              <w:t xml:space="preserve"> </w:t>
             </w:r>
             <w:proofErr w:type="spellStart"/>
             <w:r>
@@ -3973,7 +4319,31 @@
                 <w:szCs w:val="22"/>
                 <w14:ligatures w14:val="none"/>
               </w:rPr>
-              <w:t xml:space="preserve"> hàng </w:t>
+              <w:t xml:space="preserve"> </w:t>
+            </w:r>
+            <w:proofErr w:type="spellStart"/>
+            <w:r>
+              <w:rPr>
+                <w:rFonts w:ascii="Times New Roman" w:eastAsia="Times New Roman" w:hAnsi="Times New Roman" w:cs="Times New Roman"/>
+                <w:color w:val="000000" w:themeColor="text1"/>
+                <w:kern w:val="0"/>
+                <w:sz w:val="22"/>
+                <w:szCs w:val="22"/>
+                <w14:ligatures w14:val="none"/>
+              </w:rPr>
+              <w:t>hàng</w:t>
+            </w:r>
+            <w:proofErr w:type="spellEnd"/>
+            <w:r>
+              <w:rPr>
+                <w:rFonts w:ascii="Times New Roman" w:eastAsia="Times New Roman" w:hAnsi="Times New Roman" w:cs="Times New Roman"/>
+                <w:color w:val="000000" w:themeColor="text1"/>
+                <w:kern w:val="0"/>
+                <w:sz w:val="22"/>
+                <w:szCs w:val="22"/>
+                <w14:ligatures w14:val="none"/>
+              </w:rPr>
+              <w:t xml:space="preserve"> </w:t>
             </w:r>
             <w:proofErr w:type="spellStart"/>
             <w:r>
@@ -4045,7 +4415,31 @@
                 <w:szCs w:val="22"/>
                 <w14:ligatures w14:val="none"/>
               </w:rPr>
-              <w:t xml:space="preserve"> tra </w:t>
+              <w:t xml:space="preserve"> </w:t>
+            </w:r>
+            <w:proofErr w:type="spellStart"/>
+            <w:r>
+              <w:rPr>
+                <w:rFonts w:ascii="Times New Roman" w:eastAsia="Times New Roman" w:hAnsi="Times New Roman" w:cs="Times New Roman"/>
+                <w:color w:val="000000" w:themeColor="text1"/>
+                <w:kern w:val="0"/>
+                <w:sz w:val="22"/>
+                <w:szCs w:val="22"/>
+                <w14:ligatures w14:val="none"/>
+              </w:rPr>
+              <w:t>tra</w:t>
+            </w:r>
+            <w:proofErr w:type="spellEnd"/>
+            <w:r>
+              <w:rPr>
+                <w:rFonts w:ascii="Times New Roman" w:eastAsia="Times New Roman" w:hAnsi="Times New Roman" w:cs="Times New Roman"/>
+                <w:color w:val="000000" w:themeColor="text1"/>
+                <w:kern w:val="0"/>
+                <w:sz w:val="22"/>
+                <w:szCs w:val="22"/>
+                <w14:ligatures w14:val="none"/>
+              </w:rPr>
+              <w:t xml:space="preserve"> </w:t>
             </w:r>
             <w:proofErr w:type="spellStart"/>
             <w:r>
@@ -4117,7 +4511,31 @@
                 <w:szCs w:val="22"/>
                 <w14:ligatures w14:val="none"/>
               </w:rPr>
-              <w:t xml:space="preserve"> và </w:t>
+              <w:t xml:space="preserve"> </w:t>
+            </w:r>
+            <w:proofErr w:type="spellStart"/>
+            <w:r>
+              <w:rPr>
+                <w:rFonts w:ascii="Times New Roman" w:eastAsia="Times New Roman" w:hAnsi="Times New Roman" w:cs="Times New Roman"/>
+                <w:color w:val="000000" w:themeColor="text1"/>
+                <w:kern w:val="0"/>
+                <w:sz w:val="22"/>
+                <w:szCs w:val="22"/>
+                <w14:ligatures w14:val="none"/>
+              </w:rPr>
+              <w:t>và</w:t>
+            </w:r>
+            <w:proofErr w:type="spellEnd"/>
+            <w:r>
+              <w:rPr>
+                <w:rFonts w:ascii="Times New Roman" w:eastAsia="Times New Roman" w:hAnsi="Times New Roman" w:cs="Times New Roman"/>
+                <w:color w:val="000000" w:themeColor="text1"/>
+                <w:kern w:val="0"/>
+                <w:sz w:val="22"/>
+                <w:szCs w:val="22"/>
+                <w14:ligatures w14:val="none"/>
+              </w:rPr>
+              <w:t xml:space="preserve"> </w:t>
             </w:r>
             <w:proofErr w:type="spellStart"/>
             <w:r>
@@ -4397,14 +4815,16 @@
               </w:rPr>
               <w:t xml:space="preserve">- </w:t>
             </w:r>
-            <w:proofErr w:type="spellStart"/>
-            <w:r>
-              <w:rPr>
-                <w:rFonts w:ascii="Times New Roman" w:hAnsi="Times New Roman"/>
-                <w:color w:val="000000" w:themeColor="text1"/>
-                <w:sz w:val="22"/>
-                <w:szCs w:val="22"/>
-                <w:highlight w:val="yellow"/>
+            <w:bookmarkStart w:id="0" w:name="_GoBack"/>
+            <w:bookmarkEnd w:id="0"/>
+            <w:proofErr w:type="spellStart"/>
+            <w:r>
+              <w:rPr>
+                <w:rFonts w:ascii="Times New Roman" w:hAnsi="Times New Roman"/>
+                <w:color w:val="000000" w:themeColor="text1"/>
+                <w:sz w:val="22"/>
+                <w:szCs w:val="22"/>
+                <w:highlight w:val="blue"/>
               </w:rPr>
               <w:t>Đối</w:t>
             </w:r>
@@ -4415,18 +4835,18 @@
                 <w:color w:val="000000" w:themeColor="text1"/>
                 <w:sz w:val="22"/>
                 <w:szCs w:val="22"/>
-                <w:highlight w:val="yellow"/>
-              </w:rPr>
-              <w:t xml:space="preserve"> </w:t>
-            </w:r>
-            <w:proofErr w:type="spellStart"/>
-            <w:r>
-              <w:rPr>
-                <w:rFonts w:ascii="Times New Roman" w:hAnsi="Times New Roman"/>
-                <w:color w:val="000000" w:themeColor="text1"/>
-                <w:sz w:val="22"/>
-                <w:szCs w:val="22"/>
-                <w:highlight w:val="yellow"/>
+                <w:highlight w:val="blue"/>
+              </w:rPr>
+              <w:t xml:space="preserve"> </w:t>
+            </w:r>
+            <w:proofErr w:type="spellStart"/>
+            <w:r>
+              <w:rPr>
+                <w:rFonts w:ascii="Times New Roman" w:hAnsi="Times New Roman"/>
+                <w:color w:val="000000" w:themeColor="text1"/>
+                <w:sz w:val="22"/>
+                <w:szCs w:val="22"/>
+                <w:highlight w:val="blue"/>
               </w:rPr>
               <w:t>với</w:t>
             </w:r>
@@ -4437,17 +4857,17 @@
                 <w:color w:val="000000" w:themeColor="text1"/>
                 <w:sz w:val="22"/>
                 <w:szCs w:val="22"/>
-                <w:highlight w:val="yellow"/>
-              </w:rPr>
-              <w:t xml:space="preserve"> </w:t>
-            </w:r>
-            <w:r>
-              <w:rPr>
-                <w:rFonts w:ascii="Times New Roman" w:hAnsi="Times New Roman"/>
-                <w:color w:val="000000" w:themeColor="text1"/>
-                <w:sz w:val="22"/>
-                <w:szCs w:val="22"/>
-                <w:highlight w:val="yellow"/>
+                <w:highlight w:val="blue"/>
+              </w:rPr>
+              <w:t xml:space="preserve"> </w:t>
+            </w:r>
+            <w:r>
+              <w:rPr>
+                <w:rFonts w:ascii="Times New Roman" w:hAnsi="Times New Roman"/>
+                <w:color w:val="000000" w:themeColor="text1"/>
+                <w:sz w:val="22"/>
+                <w:szCs w:val="22"/>
+                <w:highlight w:val="blue"/>
               </w:rPr>
               <w:t>KHCN</w:t>
             </w:r>
@@ -4457,7 +4877,7 @@
                 <w:color w:val="000000" w:themeColor="text1"/>
                 <w:sz w:val="22"/>
                 <w:szCs w:val="22"/>
-                <w:highlight w:val="yellow"/>
+                <w:highlight w:val="blue"/>
               </w:rPr>
               <w:t>:</w:t>
             </w:r>
@@ -4800,7 +5220,27 @@
                 <w:sz w:val="22"/>
                 <w:szCs w:val="22"/>
               </w:rPr>
-              <w:t xml:space="preserve"> hàng </w:t>
+              <w:t xml:space="preserve"> </w:t>
+            </w:r>
+            <w:proofErr w:type="spellStart"/>
+            <w:r>
+              <w:rPr>
+                <w:rFonts w:ascii="Times New Roman" w:hAnsi="Times New Roman"/>
+                <w:color w:val="000000" w:themeColor="text1"/>
+                <w:sz w:val="22"/>
+                <w:szCs w:val="22"/>
+              </w:rPr>
+              <w:t>hàng</w:t>
+            </w:r>
+            <w:proofErr w:type="spellEnd"/>
+            <w:r>
+              <w:rPr>
+                <w:rFonts w:ascii="Times New Roman" w:hAnsi="Times New Roman"/>
+                <w:color w:val="000000" w:themeColor="text1"/>
+                <w:sz w:val="22"/>
+                <w:szCs w:val="22"/>
+              </w:rPr>
+              <w:t xml:space="preserve"> </w:t>
             </w:r>
             <w:proofErr w:type="spellStart"/>
             <w:r>
@@ -4860,7 +5300,27 @@
                 <w:sz w:val="22"/>
                 <w:szCs w:val="22"/>
               </w:rPr>
-              <w:t xml:space="preserve"> Mobile Banking (triển </w:t>
+              <w:t xml:space="preserve"> Mobile Banking (</w:t>
+            </w:r>
+            <w:proofErr w:type="spellStart"/>
+            <w:r>
+              <w:rPr>
+                <w:rFonts w:ascii="Times New Roman" w:hAnsi="Times New Roman"/>
+                <w:color w:val="000000" w:themeColor="text1"/>
+                <w:sz w:val="22"/>
+                <w:szCs w:val="22"/>
+              </w:rPr>
+              <w:t>triển</w:t>
+            </w:r>
+            <w:proofErr w:type="spellEnd"/>
+            <w:r>
+              <w:rPr>
+                <w:rFonts w:ascii="Times New Roman" w:hAnsi="Times New Roman"/>
+                <w:color w:val="000000" w:themeColor="text1"/>
+                <w:sz w:val="22"/>
+                <w:szCs w:val="22"/>
+              </w:rPr>
+              <w:t xml:space="preserve"> </w:t>
             </w:r>
             <w:proofErr w:type="spellStart"/>
             <w:r>
@@ -5060,7 +5520,27 @@
                 <w:sz w:val="22"/>
                 <w:szCs w:val="22"/>
               </w:rPr>
-              <w:t xml:space="preserve"> và </w:t>
+              <w:t xml:space="preserve"> </w:t>
+            </w:r>
+            <w:proofErr w:type="spellStart"/>
+            <w:r>
+              <w:rPr>
+                <w:rFonts w:ascii="Times New Roman" w:hAnsi="Times New Roman"/>
+                <w:color w:val="000000" w:themeColor="text1"/>
+                <w:sz w:val="22"/>
+                <w:szCs w:val="22"/>
+              </w:rPr>
+              <w:t>và</w:t>
+            </w:r>
+            <w:proofErr w:type="spellEnd"/>
+            <w:r>
+              <w:rPr>
+                <w:rFonts w:ascii="Times New Roman" w:hAnsi="Times New Roman"/>
+                <w:color w:val="000000" w:themeColor="text1"/>
+                <w:sz w:val="22"/>
+                <w:szCs w:val="22"/>
+              </w:rPr>
+              <w:t xml:space="preserve"> </w:t>
             </w:r>
             <w:proofErr w:type="spellStart"/>
             <w:r>
@@ -5220,7 +5700,27 @@
                 <w:sz w:val="22"/>
                 <w:szCs w:val="22"/>
               </w:rPr>
-              <w:t xml:space="preserve"> (triển </w:t>
+              <w:t xml:space="preserve"> (</w:t>
+            </w:r>
+            <w:proofErr w:type="spellStart"/>
+            <w:r>
+              <w:rPr>
+                <w:rFonts w:ascii="Times New Roman" w:hAnsi="Times New Roman"/>
+                <w:color w:val="000000" w:themeColor="text1"/>
+                <w:sz w:val="22"/>
+                <w:szCs w:val="22"/>
+              </w:rPr>
+              <w:t>triển</w:t>
+            </w:r>
+            <w:proofErr w:type="spellEnd"/>
+            <w:r>
+              <w:rPr>
+                <w:rFonts w:ascii="Times New Roman" w:hAnsi="Times New Roman"/>
+                <w:color w:val="000000" w:themeColor="text1"/>
+                <w:sz w:val="22"/>
+                <w:szCs w:val="22"/>
+              </w:rPr>
+              <w:t xml:space="preserve"> </w:t>
             </w:r>
             <w:proofErr w:type="spellStart"/>
             <w:r>
@@ -5420,7 +5920,27 @@
                 <w:sz w:val="22"/>
                 <w:szCs w:val="22"/>
               </w:rPr>
-              <w:t xml:space="preserve"> và </w:t>
+              <w:t xml:space="preserve"> </w:t>
+            </w:r>
+            <w:proofErr w:type="spellStart"/>
+            <w:r>
+              <w:rPr>
+                <w:rFonts w:ascii="Times New Roman" w:hAnsi="Times New Roman"/>
+                <w:color w:val="000000" w:themeColor="text1"/>
+                <w:sz w:val="22"/>
+                <w:szCs w:val="22"/>
+              </w:rPr>
+              <w:t>và</w:t>
+            </w:r>
+            <w:proofErr w:type="spellEnd"/>
+            <w:r>
+              <w:rPr>
+                <w:rFonts w:ascii="Times New Roman" w:hAnsi="Times New Roman"/>
+                <w:color w:val="000000" w:themeColor="text1"/>
+                <w:sz w:val="22"/>
+                <w:szCs w:val="22"/>
+              </w:rPr>
+              <w:t xml:space="preserve"> </w:t>
             </w:r>
             <w:proofErr w:type="spellStart"/>
             <w:r>
@@ -5879,7 +6399,27 @@
                 <w:sz w:val="22"/>
                 <w:szCs w:val="22"/>
               </w:rPr>
-              <w:t xml:space="preserve"> hàng, </w:t>
+              <w:t xml:space="preserve"> </w:t>
+            </w:r>
+            <w:proofErr w:type="spellStart"/>
+            <w:r>
+              <w:rPr>
+                <w:rFonts w:ascii="Times New Roman" w:hAnsi="Times New Roman"/>
+                <w:color w:val="000000" w:themeColor="text1"/>
+                <w:sz w:val="22"/>
+                <w:szCs w:val="22"/>
+              </w:rPr>
+              <w:t>hàng</w:t>
+            </w:r>
+            <w:proofErr w:type="spellEnd"/>
+            <w:r>
+              <w:rPr>
+                <w:rFonts w:ascii="Times New Roman" w:hAnsi="Times New Roman"/>
+                <w:color w:val="000000" w:themeColor="text1"/>
+                <w:sz w:val="22"/>
+                <w:szCs w:val="22"/>
+              </w:rPr>
+              <w:t xml:space="preserve">, </w:t>
             </w:r>
             <w:proofErr w:type="spellStart"/>
             <w:r>
@@ -6000,7 +6540,27 @@
                 <w:sz w:val="22"/>
                 <w:szCs w:val="22"/>
               </w:rPr>
-              <w:t xml:space="preserve"> hàng </w:t>
+              <w:t xml:space="preserve"> </w:t>
+            </w:r>
+            <w:proofErr w:type="spellStart"/>
+            <w:r>
+              <w:rPr>
+                <w:rFonts w:ascii="Times New Roman" w:hAnsi="Times New Roman"/>
+                <w:color w:val="000000" w:themeColor="text1"/>
+                <w:sz w:val="22"/>
+                <w:szCs w:val="22"/>
+              </w:rPr>
+              <w:t>hàng</w:t>
+            </w:r>
+            <w:proofErr w:type="spellEnd"/>
+            <w:r>
+              <w:rPr>
+                <w:rFonts w:ascii="Times New Roman" w:hAnsi="Times New Roman"/>
+                <w:color w:val="000000" w:themeColor="text1"/>
+                <w:sz w:val="22"/>
+                <w:szCs w:val="22"/>
+              </w:rPr>
+              <w:t xml:space="preserve"> </w:t>
             </w:r>
             <w:proofErr w:type="spellStart"/>
             <w:r>
@@ -6220,7 +6780,27 @@
                 <w:sz w:val="22"/>
                 <w:szCs w:val="22"/>
               </w:rPr>
-              <w:t xml:space="preserve"> Bộ CA </w:t>
+              <w:t xml:space="preserve"> </w:t>
+            </w:r>
+            <w:proofErr w:type="spellStart"/>
+            <w:r>
+              <w:rPr>
+                <w:rFonts w:ascii="Times New Roman" w:hAnsi="Times New Roman"/>
+                <w:color w:val="000000" w:themeColor="text1"/>
+                <w:sz w:val="22"/>
+                <w:szCs w:val="22"/>
+              </w:rPr>
+              <w:t>Bộ</w:t>
+            </w:r>
+            <w:proofErr w:type="spellEnd"/>
+            <w:r>
+              <w:rPr>
+                <w:rFonts w:ascii="Times New Roman" w:hAnsi="Times New Roman"/>
+                <w:color w:val="000000" w:themeColor="text1"/>
+                <w:sz w:val="22"/>
+                <w:szCs w:val="22"/>
+              </w:rPr>
+              <w:t xml:space="preserve"> CA </w:t>
             </w:r>
             <w:proofErr w:type="spellStart"/>
             <w:r>
@@ -6380,7 +6960,27 @@
                 <w:sz w:val="22"/>
                 <w:szCs w:val="22"/>
               </w:rPr>
-              <w:t xml:space="preserve"> và </w:t>
+              <w:t xml:space="preserve"> </w:t>
+            </w:r>
+            <w:proofErr w:type="spellStart"/>
+            <w:r>
+              <w:rPr>
+                <w:rFonts w:ascii="Times New Roman" w:hAnsi="Times New Roman"/>
+                <w:color w:val="000000" w:themeColor="text1"/>
+                <w:sz w:val="22"/>
+                <w:szCs w:val="22"/>
+              </w:rPr>
+              <w:t>và</w:t>
+            </w:r>
+            <w:proofErr w:type="spellEnd"/>
+            <w:r>
+              <w:rPr>
+                <w:rFonts w:ascii="Times New Roman" w:hAnsi="Times New Roman"/>
+                <w:color w:val="000000" w:themeColor="text1"/>
+                <w:sz w:val="22"/>
+                <w:szCs w:val="22"/>
+              </w:rPr>
+              <w:t xml:space="preserve"> </w:t>
             </w:r>
             <w:proofErr w:type="spellStart"/>
             <w:r>
@@ -6480,7 +7080,27 @@
                 <w:sz w:val="22"/>
                 <w:szCs w:val="22"/>
               </w:rPr>
-              <w:t xml:space="preserve">) và </w:t>
+              <w:t xml:space="preserve">) </w:t>
+            </w:r>
+            <w:proofErr w:type="spellStart"/>
+            <w:r>
+              <w:rPr>
+                <w:rFonts w:ascii="Times New Roman" w:hAnsi="Times New Roman"/>
+                <w:color w:val="000000" w:themeColor="text1"/>
+                <w:sz w:val="22"/>
+                <w:szCs w:val="22"/>
+              </w:rPr>
+              <w:t>và</w:t>
+            </w:r>
+            <w:proofErr w:type="spellEnd"/>
+            <w:r>
+              <w:rPr>
+                <w:rFonts w:ascii="Times New Roman" w:hAnsi="Times New Roman"/>
+                <w:color w:val="000000" w:themeColor="text1"/>
+                <w:sz w:val="22"/>
+                <w:szCs w:val="22"/>
+              </w:rPr>
+              <w:t xml:space="preserve"> </w:t>
             </w:r>
             <w:proofErr w:type="spellStart"/>
             <w:r>
@@ -6581,7 +7201,27 @@
                 <w:sz w:val="22"/>
                 <w:szCs w:val="22"/>
               </w:rPr>
-              <w:t xml:space="preserve"> hàng </w:t>
+              <w:t xml:space="preserve"> </w:t>
+            </w:r>
+            <w:proofErr w:type="spellStart"/>
+            <w:r>
+              <w:rPr>
+                <w:rFonts w:ascii="Times New Roman" w:hAnsi="Times New Roman"/>
+                <w:color w:val="000000" w:themeColor="text1"/>
+                <w:sz w:val="22"/>
+                <w:szCs w:val="22"/>
+              </w:rPr>
+              <w:t>hàng</w:t>
+            </w:r>
+            <w:proofErr w:type="spellEnd"/>
+            <w:r>
+              <w:rPr>
+                <w:rFonts w:ascii="Times New Roman" w:hAnsi="Times New Roman"/>
+                <w:color w:val="000000" w:themeColor="text1"/>
+                <w:sz w:val="22"/>
+                <w:szCs w:val="22"/>
+              </w:rPr>
+              <w:t xml:space="preserve"> </w:t>
             </w:r>
             <w:proofErr w:type="spellStart"/>
             <w:r>
@@ -6741,7 +7381,47 @@
                 <w:sz w:val="22"/>
                 <w:szCs w:val="22"/>
               </w:rPr>
-              <w:t xml:space="preserve"> hàng; triển </w:t>
+              <w:t xml:space="preserve"> </w:t>
+            </w:r>
+            <w:proofErr w:type="spellStart"/>
+            <w:r>
+              <w:rPr>
+                <w:rFonts w:ascii="Times New Roman" w:hAnsi="Times New Roman"/>
+                <w:color w:val="000000" w:themeColor="text1"/>
+                <w:sz w:val="22"/>
+                <w:szCs w:val="22"/>
+              </w:rPr>
+              <w:t>hàng</w:t>
+            </w:r>
+            <w:proofErr w:type="spellEnd"/>
+            <w:r>
+              <w:rPr>
+                <w:rFonts w:ascii="Times New Roman" w:hAnsi="Times New Roman"/>
+                <w:color w:val="000000" w:themeColor="text1"/>
+                <w:sz w:val="22"/>
+                <w:szCs w:val="22"/>
+              </w:rPr>
+              <w:t xml:space="preserve">; </w:t>
+            </w:r>
+            <w:proofErr w:type="spellStart"/>
+            <w:r>
+              <w:rPr>
+                <w:rFonts w:ascii="Times New Roman" w:hAnsi="Times New Roman"/>
+                <w:color w:val="000000" w:themeColor="text1"/>
+                <w:sz w:val="22"/>
+                <w:szCs w:val="22"/>
+              </w:rPr>
+              <w:t>triển</w:t>
+            </w:r>
+            <w:proofErr w:type="spellEnd"/>
+            <w:r>
+              <w:rPr>
+                <w:rFonts w:ascii="Times New Roman" w:hAnsi="Times New Roman"/>
+                <w:color w:val="000000" w:themeColor="text1"/>
+                <w:sz w:val="22"/>
+                <w:szCs w:val="22"/>
+              </w:rPr>
+              <w:t xml:space="preserve"> </w:t>
             </w:r>
             <w:proofErr w:type="spellStart"/>
             <w:r>
@@ -6761,7 +7441,27 @@
                 <w:sz w:val="22"/>
                 <w:szCs w:val="22"/>
               </w:rPr>
-              <w:t xml:space="preserve"> 03/05 dịch </w:t>
+              <w:t xml:space="preserve"> 03/05 </w:t>
+            </w:r>
+            <w:proofErr w:type="spellStart"/>
+            <w:r>
+              <w:rPr>
+                <w:rFonts w:ascii="Times New Roman" w:hAnsi="Times New Roman"/>
+                <w:color w:val="000000" w:themeColor="text1"/>
+                <w:sz w:val="22"/>
+                <w:szCs w:val="22"/>
+              </w:rPr>
+              <w:t>dịch</w:t>
+            </w:r>
+            <w:proofErr w:type="spellEnd"/>
+            <w:r>
+              <w:rPr>
+                <w:rFonts w:ascii="Times New Roman" w:hAnsi="Times New Roman"/>
+                <w:color w:val="000000" w:themeColor="text1"/>
+                <w:sz w:val="22"/>
+                <w:szCs w:val="22"/>
+              </w:rPr>
+              <w:t xml:space="preserve"> </w:t>
             </w:r>
             <w:proofErr w:type="spellStart"/>
             <w:r>
@@ -6998,7 +7698,27 @@
                 <w:sz w:val="22"/>
                 <w:szCs w:val="22"/>
               </w:rPr>
-              <w:t xml:space="preserve">, 02 dịch </w:t>
+              <w:t xml:space="preserve">, 02 </w:t>
+            </w:r>
+            <w:proofErr w:type="spellStart"/>
+            <w:r>
+              <w:rPr>
+                <w:rFonts w:ascii="Times New Roman" w:hAnsi="Times New Roman"/>
+                <w:color w:val="000000" w:themeColor="text1"/>
+                <w:sz w:val="22"/>
+                <w:szCs w:val="22"/>
+              </w:rPr>
+              <w:t>dịch</w:t>
+            </w:r>
+            <w:proofErr w:type="spellEnd"/>
+            <w:r>
+              <w:rPr>
+                <w:rFonts w:ascii="Times New Roman" w:hAnsi="Times New Roman"/>
+                <w:color w:val="000000" w:themeColor="text1"/>
+                <w:sz w:val="22"/>
+                <w:szCs w:val="22"/>
+              </w:rPr>
+              <w:t xml:space="preserve"> </w:t>
             </w:r>
             <w:proofErr w:type="spellStart"/>
             <w:r>
@@ -7038,7 +7758,27 @@
                 <w:sz w:val="22"/>
                 <w:szCs w:val="22"/>
               </w:rPr>
-              <w:t xml:space="preserve"> triển </w:t>
+              <w:t xml:space="preserve"> </w:t>
+            </w:r>
+            <w:proofErr w:type="spellStart"/>
+            <w:r>
+              <w:rPr>
+                <w:rFonts w:ascii="Times New Roman" w:hAnsi="Times New Roman"/>
+                <w:color w:val="000000" w:themeColor="text1"/>
+                <w:sz w:val="22"/>
+                <w:szCs w:val="22"/>
+              </w:rPr>
+              <w:t>triển</w:t>
+            </w:r>
+            <w:proofErr w:type="spellEnd"/>
+            <w:r>
+              <w:rPr>
+                <w:rFonts w:ascii="Times New Roman" w:hAnsi="Times New Roman"/>
+                <w:color w:val="000000" w:themeColor="text1"/>
+                <w:sz w:val="22"/>
+                <w:szCs w:val="22"/>
+              </w:rPr>
+              <w:t xml:space="preserve"> </w:t>
             </w:r>
             <w:proofErr w:type="spellStart"/>
             <w:r>
@@ -7134,7 +7874,29 @@
                 <w:sz w:val="22"/>
                 <w:szCs w:val="22"/>
               </w:rPr>
-              <w:t xml:space="preserve"> SSO và </w:t>
+              <w:t xml:space="preserve"> SSO </w:t>
+            </w:r>
+            <w:proofErr w:type="spellStart"/>
+            <w:r>
+              <w:rPr>
+                <w:rFonts w:ascii="Times New Roman" w:hAnsi="Times New Roman"/>
+                <w:i/>
+                <w:color w:val="000000" w:themeColor="text1"/>
+                <w:sz w:val="22"/>
+                <w:szCs w:val="22"/>
+              </w:rPr>
+              <w:t>và</w:t>
+            </w:r>
+            <w:proofErr w:type="spellEnd"/>
+            <w:r>
+              <w:rPr>
+                <w:rFonts w:ascii="Times New Roman" w:hAnsi="Times New Roman"/>
+                <w:i/>
+                <w:color w:val="000000" w:themeColor="text1"/>
+                <w:sz w:val="22"/>
+                <w:szCs w:val="22"/>
+              </w:rPr>
+              <w:t xml:space="preserve"> </w:t>
             </w:r>
             <w:proofErr w:type="spellStart"/>
             <w:r>
@@ -7569,7 +8331,27 @@
                 <w:sz w:val="22"/>
                 <w:szCs w:val="22"/>
               </w:rPr>
-              <w:t xml:space="preserve"> Bộ CA </w:t>
+              <w:t xml:space="preserve"> </w:t>
+            </w:r>
+            <w:proofErr w:type="spellStart"/>
+            <w:r>
+              <w:rPr>
+                <w:rFonts w:ascii="Times New Roman" w:hAnsi="Times New Roman"/>
+                <w:color w:val="000000" w:themeColor="text1"/>
+                <w:sz w:val="22"/>
+                <w:szCs w:val="22"/>
+              </w:rPr>
+              <w:t>Bộ</w:t>
+            </w:r>
+            <w:proofErr w:type="spellEnd"/>
+            <w:r>
+              <w:rPr>
+                <w:rFonts w:ascii="Times New Roman" w:hAnsi="Times New Roman"/>
+                <w:color w:val="000000" w:themeColor="text1"/>
+                <w:sz w:val="22"/>
+                <w:szCs w:val="22"/>
+              </w:rPr>
+              <w:t xml:space="preserve"> CA </w:t>
             </w:r>
             <w:proofErr w:type="spellStart"/>
             <w:r>
@@ -7989,7 +8771,27 @@
                 <w:sz w:val="22"/>
                 <w:szCs w:val="22"/>
               </w:rPr>
-              <w:t xml:space="preserve"> và </w:t>
+              <w:t xml:space="preserve"> </w:t>
+            </w:r>
+            <w:proofErr w:type="spellStart"/>
+            <w:r>
+              <w:rPr>
+                <w:rFonts w:ascii="Times New Roman" w:hAnsi="Times New Roman"/>
+                <w:color w:val="000000" w:themeColor="text1"/>
+                <w:sz w:val="22"/>
+                <w:szCs w:val="22"/>
+              </w:rPr>
+              <w:t>và</w:t>
+            </w:r>
+            <w:proofErr w:type="spellEnd"/>
+            <w:r>
+              <w:rPr>
+                <w:rFonts w:ascii="Times New Roman" w:hAnsi="Times New Roman"/>
+                <w:color w:val="000000" w:themeColor="text1"/>
+                <w:sz w:val="22"/>
+                <w:szCs w:val="22"/>
+              </w:rPr>
+              <w:t xml:space="preserve"> </w:t>
             </w:r>
             <w:proofErr w:type="spellStart"/>
             <w:r>
@@ -8029,7 +8831,27 @@
                 <w:sz w:val="22"/>
                 <w:szCs w:val="22"/>
               </w:rPr>
-              <w:t xml:space="preserve"> dịch </w:t>
+              <w:t xml:space="preserve"> </w:t>
+            </w:r>
+            <w:proofErr w:type="spellStart"/>
+            <w:r>
+              <w:rPr>
+                <w:rFonts w:ascii="Times New Roman" w:hAnsi="Times New Roman"/>
+                <w:color w:val="000000" w:themeColor="text1"/>
+                <w:sz w:val="22"/>
+                <w:szCs w:val="22"/>
+              </w:rPr>
+              <w:t>dịch</w:t>
+            </w:r>
+            <w:proofErr w:type="spellEnd"/>
+            <w:r>
+              <w:rPr>
+                <w:rFonts w:ascii="Times New Roman" w:hAnsi="Times New Roman"/>
+                <w:color w:val="000000" w:themeColor="text1"/>
+                <w:sz w:val="22"/>
+                <w:szCs w:val="22"/>
+              </w:rPr>
+              <w:t xml:space="preserve"> </w:t>
             </w:r>
             <w:proofErr w:type="spellStart"/>
             <w:r>
@@ -8172,6 +8994,7 @@
               <w:t xml:space="preserve"> </w:t>
             </w:r>
             <w:proofErr w:type="spellStart"/>
+            <w:proofErr w:type="gramStart"/>
             <w:r>
               <w:rPr>
                 <w:rFonts w:ascii="Times New Roman" w:hAnsi="Times New Roman"/>
@@ -8182,7 +9005,6 @@
               <w:t>kênh</w:t>
             </w:r>
             <w:proofErr w:type="spellEnd"/>
-            <w:proofErr w:type="gramStart"/>
             <w:r>
               <w:rPr>
                 <w:rFonts w:ascii="Times New Roman" w:hAnsi="Times New Roman"/>
@@ -8304,8 +9126,6 @@
               </w:rPr>
               <w:t>:</w:t>
             </w:r>
-            <w:bookmarkStart w:id="0" w:name="_GoBack"/>
-            <w:bookmarkEnd w:id="0"/>
             <w:r>
               <w:rPr>
                 <w:rFonts w:ascii="Times New Roman" w:eastAsia="Times New Roman" w:hAnsi="Times New Roman" w:cs="Times New Roman"/>
@@ -8844,7 +9664,31 @@
                 <w:szCs w:val="22"/>
                 <w14:ligatures w14:val="none"/>
               </w:rPr>
-              <w:t xml:space="preserve"> hàng </w:t>
+              <w:t xml:space="preserve"> </w:t>
+            </w:r>
+            <w:proofErr w:type="spellStart"/>
+            <w:r>
+              <w:rPr>
+                <w:rFonts w:ascii="Times New Roman" w:eastAsia="Times New Roman" w:hAnsi="Times New Roman" w:cs="Times New Roman"/>
+                <w:color w:val="000000" w:themeColor="text1"/>
+                <w:kern w:val="0"/>
+                <w:sz w:val="22"/>
+                <w:szCs w:val="22"/>
+                <w14:ligatures w14:val="none"/>
+              </w:rPr>
+              <w:t>hàng</w:t>
+            </w:r>
+            <w:proofErr w:type="spellEnd"/>
+            <w:r>
+              <w:rPr>
+                <w:rFonts w:ascii="Times New Roman" w:eastAsia="Times New Roman" w:hAnsi="Times New Roman" w:cs="Times New Roman"/>
+                <w:color w:val="000000" w:themeColor="text1"/>
+                <w:kern w:val="0"/>
+                <w:sz w:val="22"/>
+                <w:szCs w:val="22"/>
+                <w14:ligatures w14:val="none"/>
+              </w:rPr>
+              <w:t xml:space="preserve"> </w:t>
             </w:r>
             <w:proofErr w:type="spellStart"/>
             <w:r>
@@ -8916,7 +9760,31 @@
                 <w:szCs w:val="22"/>
                 <w14:ligatures w14:val="none"/>
               </w:rPr>
-              <w:t xml:space="preserve"> và </w:t>
+              <w:t xml:space="preserve"> </w:t>
+            </w:r>
+            <w:proofErr w:type="spellStart"/>
+            <w:r>
+              <w:rPr>
+                <w:rFonts w:ascii="Times New Roman" w:eastAsia="Times New Roman" w:hAnsi="Times New Roman" w:cs="Times New Roman"/>
+                <w:color w:val="000000" w:themeColor="text1"/>
+                <w:kern w:val="0"/>
+                <w:sz w:val="22"/>
+                <w:szCs w:val="22"/>
+                <w14:ligatures w14:val="none"/>
+              </w:rPr>
+              <w:t>và</w:t>
+            </w:r>
+            <w:proofErr w:type="spellEnd"/>
+            <w:r>
+              <w:rPr>
+                <w:rFonts w:ascii="Times New Roman" w:eastAsia="Times New Roman" w:hAnsi="Times New Roman" w:cs="Times New Roman"/>
+                <w:color w:val="000000" w:themeColor="text1"/>
+                <w:kern w:val="0"/>
+                <w:sz w:val="22"/>
+                <w:szCs w:val="22"/>
+                <w14:ligatures w14:val="none"/>
+              </w:rPr>
+              <w:t xml:space="preserve"> </w:t>
             </w:r>
             <w:proofErr w:type="spellStart"/>
             <w:r>
@@ -8964,7 +9832,31 @@
                 <w:szCs w:val="22"/>
                 <w14:ligatures w14:val="none"/>
               </w:rPr>
-              <w:t xml:space="preserve"> dịch </w:t>
+              <w:t xml:space="preserve"> </w:t>
+            </w:r>
+            <w:proofErr w:type="spellStart"/>
+            <w:r>
+              <w:rPr>
+                <w:rFonts w:ascii="Times New Roman" w:eastAsia="Times New Roman" w:hAnsi="Times New Roman" w:cs="Times New Roman"/>
+                <w:color w:val="000000" w:themeColor="text1"/>
+                <w:kern w:val="0"/>
+                <w:sz w:val="22"/>
+                <w:szCs w:val="22"/>
+                <w14:ligatures w14:val="none"/>
+              </w:rPr>
+              <w:t>dịch</w:t>
+            </w:r>
+            <w:proofErr w:type="spellEnd"/>
+            <w:r>
+              <w:rPr>
+                <w:rFonts w:ascii="Times New Roman" w:eastAsia="Times New Roman" w:hAnsi="Times New Roman" w:cs="Times New Roman"/>
+                <w:color w:val="000000" w:themeColor="text1"/>
+                <w:kern w:val="0"/>
+                <w:sz w:val="22"/>
+                <w:szCs w:val="22"/>
+                <w14:ligatures w14:val="none"/>
+              </w:rPr>
+              <w:t xml:space="preserve"> </w:t>
             </w:r>
             <w:proofErr w:type="spellStart"/>
             <w:r>
@@ -9108,7 +10000,31 @@
                 <w:szCs w:val="22"/>
                 <w14:ligatures w14:val="none"/>
               </w:rPr>
-              <w:t xml:space="preserve"> hàng </w:t>
+              <w:t xml:space="preserve"> </w:t>
+            </w:r>
+            <w:proofErr w:type="spellStart"/>
+            <w:r>
+              <w:rPr>
+                <w:rFonts w:ascii="Times New Roman" w:eastAsia="Times New Roman" w:hAnsi="Times New Roman" w:cs="Times New Roman"/>
+                <w:color w:val="000000" w:themeColor="text1"/>
+                <w:kern w:val="0"/>
+                <w:sz w:val="22"/>
+                <w:szCs w:val="22"/>
+                <w14:ligatures w14:val="none"/>
+              </w:rPr>
+              <w:t>hàng</w:t>
+            </w:r>
+            <w:proofErr w:type="spellEnd"/>
+            <w:r>
+              <w:rPr>
+                <w:rFonts w:ascii="Times New Roman" w:eastAsia="Times New Roman" w:hAnsi="Times New Roman" w:cs="Times New Roman"/>
+                <w:color w:val="000000" w:themeColor="text1"/>
+                <w:kern w:val="0"/>
+                <w:sz w:val="22"/>
+                <w:szCs w:val="22"/>
+                <w14:ligatures w14:val="none"/>
+              </w:rPr>
+              <w:t xml:space="preserve"> </w:t>
             </w:r>
             <w:proofErr w:type="spellStart"/>
             <w:r>
@@ -9300,7 +10216,31 @@
                 <w:szCs w:val="22"/>
                 <w14:ligatures w14:val="none"/>
               </w:rPr>
-              <w:t xml:space="preserve"> 05/05/2025 và </w:t>
+              <w:t xml:space="preserve"> 05/05/2025 </w:t>
+            </w:r>
+            <w:proofErr w:type="spellStart"/>
+            <w:r>
+              <w:rPr>
+                <w:rFonts w:ascii="Times New Roman" w:eastAsia="Times New Roman" w:hAnsi="Times New Roman" w:cs="Times New Roman"/>
+                <w:color w:val="000000" w:themeColor="text1"/>
+                <w:kern w:val="0"/>
+                <w:sz w:val="22"/>
+                <w:szCs w:val="22"/>
+                <w14:ligatures w14:val="none"/>
+              </w:rPr>
+              <w:t>và</w:t>
+            </w:r>
+            <w:proofErr w:type="spellEnd"/>
+            <w:r>
+              <w:rPr>
+                <w:rFonts w:ascii="Times New Roman" w:eastAsia="Times New Roman" w:hAnsi="Times New Roman" w:cs="Times New Roman"/>
+                <w:color w:val="000000" w:themeColor="text1"/>
+                <w:kern w:val="0"/>
+                <w:sz w:val="22"/>
+                <w:szCs w:val="22"/>
+                <w14:ligatures w14:val="none"/>
+              </w:rPr>
+              <w:t xml:space="preserve"> </w:t>
             </w:r>
             <w:proofErr w:type="spellStart"/>
             <w:r>
@@ -9420,7 +10360,31 @@
                 <w:szCs w:val="22"/>
                 <w14:ligatures w14:val="none"/>
               </w:rPr>
-              <w:t xml:space="preserve"> dịch </w:t>
+              <w:t xml:space="preserve"> </w:t>
+            </w:r>
+            <w:proofErr w:type="spellStart"/>
+            <w:r>
+              <w:rPr>
+                <w:rFonts w:ascii="Times New Roman" w:eastAsia="Times New Roman" w:hAnsi="Times New Roman" w:cs="Times New Roman"/>
+                <w:color w:val="000000" w:themeColor="text1"/>
+                <w:kern w:val="0"/>
+                <w:sz w:val="22"/>
+                <w:szCs w:val="22"/>
+                <w14:ligatures w14:val="none"/>
+              </w:rPr>
+              <w:t>dịch</w:t>
+            </w:r>
+            <w:proofErr w:type="spellEnd"/>
+            <w:r>
+              <w:rPr>
+                <w:rFonts w:ascii="Times New Roman" w:eastAsia="Times New Roman" w:hAnsi="Times New Roman" w:cs="Times New Roman"/>
+                <w:color w:val="000000" w:themeColor="text1"/>
+                <w:kern w:val="0"/>
+                <w:sz w:val="22"/>
+                <w:szCs w:val="22"/>
+                <w14:ligatures w14:val="none"/>
+              </w:rPr>
+              <w:t xml:space="preserve"> </w:t>
             </w:r>
             <w:proofErr w:type="spellStart"/>
             <w:r>
@@ -9697,7 +10661,31 @@
                 <w:szCs w:val="22"/>
                 <w14:ligatures w14:val="none"/>
               </w:rPr>
-              <w:t xml:space="preserve"> hàng </w:t>
+              <w:t xml:space="preserve"> </w:t>
+            </w:r>
+            <w:proofErr w:type="spellStart"/>
+            <w:r>
+              <w:rPr>
+                <w:rFonts w:ascii="Times New Roman" w:eastAsia="Times New Roman" w:hAnsi="Times New Roman" w:cs="Times New Roman"/>
+                <w:color w:val="000000" w:themeColor="text1"/>
+                <w:kern w:val="0"/>
+                <w:sz w:val="22"/>
+                <w:szCs w:val="22"/>
+                <w14:ligatures w14:val="none"/>
+              </w:rPr>
+              <w:t>hàng</w:t>
+            </w:r>
+            <w:proofErr w:type="spellEnd"/>
+            <w:r>
+              <w:rPr>
+                <w:rFonts w:ascii="Times New Roman" w:eastAsia="Times New Roman" w:hAnsi="Times New Roman" w:cs="Times New Roman"/>
+                <w:color w:val="000000" w:themeColor="text1"/>
+                <w:kern w:val="0"/>
+                <w:sz w:val="22"/>
+                <w:szCs w:val="22"/>
+                <w14:ligatures w14:val="none"/>
+              </w:rPr>
+              <w:t xml:space="preserve"> </w:t>
             </w:r>
             <w:proofErr w:type="spellStart"/>
             <w:r>
@@ -9961,7 +10949,55 @@
                 <w:szCs w:val="22"/>
                 <w14:ligatures w14:val="none"/>
               </w:rPr>
-              <w:t xml:space="preserve"> giao dịch </w:t>
+              <w:t xml:space="preserve"> </w:t>
+            </w:r>
+            <w:proofErr w:type="spellStart"/>
+            <w:r>
+              <w:rPr>
+                <w:rFonts w:ascii="Times New Roman" w:eastAsia="Times New Roman" w:hAnsi="Times New Roman" w:cs="Times New Roman"/>
+                <w:color w:val="000000" w:themeColor="text1"/>
+                <w:kern w:val="0"/>
+                <w:sz w:val="22"/>
+                <w:szCs w:val="22"/>
+                <w14:ligatures w14:val="none"/>
+              </w:rPr>
+              <w:t>giao</w:t>
+            </w:r>
+            <w:proofErr w:type="spellEnd"/>
+            <w:r>
+              <w:rPr>
+                <w:rFonts w:ascii="Times New Roman" w:eastAsia="Times New Roman" w:hAnsi="Times New Roman" w:cs="Times New Roman"/>
+                <w:color w:val="000000" w:themeColor="text1"/>
+                <w:kern w:val="0"/>
+                <w:sz w:val="22"/>
+                <w:szCs w:val="22"/>
+                <w14:ligatures w14:val="none"/>
+              </w:rPr>
+              <w:t xml:space="preserve"> </w:t>
+            </w:r>
+            <w:proofErr w:type="spellStart"/>
+            <w:r>
+              <w:rPr>
+                <w:rFonts w:ascii="Times New Roman" w:eastAsia="Times New Roman" w:hAnsi="Times New Roman" w:cs="Times New Roman"/>
+                <w:color w:val="000000" w:themeColor="text1"/>
+                <w:kern w:val="0"/>
+                <w:sz w:val="22"/>
+                <w:szCs w:val="22"/>
+                <w14:ligatures w14:val="none"/>
+              </w:rPr>
+              <w:t>dịch</w:t>
+            </w:r>
+            <w:proofErr w:type="spellEnd"/>
+            <w:r>
+              <w:rPr>
+                <w:rFonts w:ascii="Times New Roman" w:eastAsia="Times New Roman" w:hAnsi="Times New Roman" w:cs="Times New Roman"/>
+                <w:color w:val="000000" w:themeColor="text1"/>
+                <w:kern w:val="0"/>
+                <w:sz w:val="22"/>
+                <w:szCs w:val="22"/>
+                <w14:ligatures w14:val="none"/>
+              </w:rPr>
+              <w:t xml:space="preserve"> </w:t>
             </w:r>
             <w:proofErr w:type="spellStart"/>
             <w:r>
@@ -10526,7 +11562,27 @@
                 <w:sz w:val="22"/>
                 <w:szCs w:val="22"/>
               </w:rPr>
-              <w:t xml:space="preserve"> CNTT và </w:t>
+              <w:t xml:space="preserve"> CNTT </w:t>
+            </w:r>
+            <w:proofErr w:type="spellStart"/>
+            <w:r>
+              <w:rPr>
+                <w:rFonts w:ascii="Times New Roman" w:eastAsia="Times New Roman" w:hAnsi="Times New Roman"/>
+                <w:color w:val="000000" w:themeColor="text1"/>
+                <w:sz w:val="22"/>
+                <w:szCs w:val="22"/>
+              </w:rPr>
+              <w:t>và</w:t>
+            </w:r>
+            <w:proofErr w:type="spellEnd"/>
+            <w:r>
+              <w:rPr>
+                <w:rFonts w:ascii="Times New Roman" w:eastAsia="Times New Roman" w:hAnsi="Times New Roman"/>
+                <w:color w:val="000000" w:themeColor="text1"/>
+                <w:sz w:val="22"/>
+                <w:szCs w:val="22"/>
+              </w:rPr>
+              <w:t xml:space="preserve"> </w:t>
             </w:r>
             <w:proofErr w:type="spellStart"/>
             <w:r>
@@ -10646,7 +11702,7 @@
 </file>
 
 <file path=word/endnotes.xml><?xml version="1.0" encoding="utf-8"?>
-<w:endnotes xmlns:wpc="http://schemas.microsoft.com/office/word/2010/wordprocessingCanvas" xmlns:cx="http://schemas.microsoft.com/office/drawing/2014/chartex" xmlns:cx1="http://schemas.microsoft.com/office/drawing/2015/9/8/chartex" xmlns:mc="http://schemas.openxmlformats.org/markup-compatibility/2006" xmlns:o="urn:schemas-microsoft-com:office:office" xmlns:r="http://schemas.openxmlformats.org/officeDocument/2006/relationships" xmlns:m="http://schemas.openxmlformats.org/officeDocument/2006/math" xmlns:v="urn:schemas-microsoft-com:vml" xmlns:wp14="http://schemas.microsoft.com/office/word/2010/wordprocessingDrawing" xmlns:wp="http://schemas.openxmlformats.org/drawingml/2006/wordprocessingDrawing" xmlns:w10="urn:schemas-microsoft-com:office:word" xmlns:w="http://schemas.openxmlformats.org/wordprocessingml/2006/main" xmlns:w14="http://schemas.microsoft.com/office/word/2010/wordml" xmlns:w15="http://schemas.microsoft.com/office/word/2012/wordml" xmlns:w16se="http://schemas.microsoft.com/office/word/2015/wordml/symex" xmlns:wpg="http://schemas.microsoft.com/office/word/2010/wordprocessingGroup" xmlns:wpi="http://schemas.microsoft.com/office/word/2010/wordprocessingInk" xmlns:wne="http://schemas.microsoft.com/office/word/2006/wordml" xmlns:wps="http://schemas.microsoft.com/office/word/2010/wordprocessingShape" mc:Ignorable="w14 w15 w16se wp14">
+<w:endnotes xmlns:wpc="http://schemas.microsoft.com/office/word/2010/wordprocessingCanvas" xmlns:cx="http://schemas.microsoft.com/office/drawing/2014/chartex" xmlns:mc="http://schemas.openxmlformats.org/markup-compatibility/2006" xmlns:o="urn:schemas-microsoft-com:office:office" xmlns:r="http://schemas.openxmlformats.org/officeDocument/2006/relationships" xmlns:m="http://schemas.openxmlformats.org/officeDocument/2006/math" xmlns:v="urn:schemas-microsoft-com:vml" xmlns:wp14="http://schemas.microsoft.com/office/word/2010/wordprocessingDrawing" xmlns:wp="http://schemas.openxmlformats.org/drawingml/2006/wordprocessingDrawing" xmlns:w10="urn:schemas-microsoft-com:office:word" xmlns:w="http://schemas.openxmlformats.org/wordprocessingml/2006/main" xmlns:w14="http://schemas.microsoft.com/office/word/2010/wordml" xmlns:w15="http://schemas.microsoft.com/office/word/2012/wordml" xmlns:w16se="http://schemas.microsoft.com/office/word/2015/wordml/symex" xmlns:wpg="http://schemas.microsoft.com/office/word/2010/wordprocessingGroup" xmlns:wpi="http://schemas.microsoft.com/office/word/2010/wordprocessingInk" xmlns:wne="http://schemas.microsoft.com/office/word/2006/wordml" xmlns:wps="http://schemas.microsoft.com/office/word/2010/wordprocessingShape" mc:Ignorable="w14 w15 w16se wp14">
   <w:endnote w:type="separator" w:id="-1">
     <w:p>
       <w:pPr>
@@ -10671,7 +11727,7 @@
 </file>
 
 <file path=word/footnotes.xml><?xml version="1.0" encoding="utf-8"?>
-<w:footnotes xmlns:wpc="http://schemas.microsoft.com/office/word/2010/wordprocessingCanvas" xmlns:cx="http://schemas.microsoft.com/office/drawing/2014/chartex" xmlns:cx1="http://schemas.microsoft.com/office/drawing/2015/9/8/chartex" xmlns:mc="http://schemas.openxmlformats.org/markup-compatibility/2006" xmlns:o="urn:schemas-microsoft-com:office:office" xmlns:r="http://schemas.openxmlformats.org/officeDocument/2006/relationships" xmlns:m="http://schemas.openxmlformats.org/officeDocument/2006/math" xmlns:v="urn:schemas-microsoft-com:vml" xmlns:wp14="http://schemas.microsoft.com/office/word/2010/wordprocessingDrawing" xmlns:wp="http://schemas.openxmlformats.org/drawingml/2006/wordprocessingDrawing" xmlns:w10="urn:schemas-microsoft-com:office:word" xmlns:w="http://schemas.openxmlformats.org/wordprocessingml/2006/main" xmlns:w14="http://schemas.microsoft.com/office/word/2010/wordml" xmlns:w15="http://schemas.microsoft.com/office/word/2012/wordml" xmlns:w16se="http://schemas.microsoft.com/office/word/2015/wordml/symex" xmlns:wpg="http://schemas.microsoft.com/office/word/2010/wordprocessingGroup" xmlns:wpi="http://schemas.microsoft.com/office/word/2010/wordprocessingInk" xmlns:wne="http://schemas.microsoft.com/office/word/2006/wordml" xmlns:wps="http://schemas.microsoft.com/office/word/2010/wordprocessingShape" mc:Ignorable="w14 w15 w16se wp14">
+<w:footnotes xmlns:wpc="http://schemas.microsoft.com/office/word/2010/wordprocessingCanvas" xmlns:cx="http://schemas.microsoft.com/office/drawing/2014/chartex" xmlns:mc="http://schemas.openxmlformats.org/markup-compatibility/2006" xmlns:o="urn:schemas-microsoft-com:office:office" xmlns:r="http://schemas.openxmlformats.org/officeDocument/2006/relationships" xmlns:m="http://schemas.openxmlformats.org/officeDocument/2006/math" xmlns:v="urn:schemas-microsoft-com:vml" xmlns:wp14="http://schemas.microsoft.com/office/word/2010/wordprocessingDrawing" xmlns:wp="http://schemas.openxmlformats.org/drawingml/2006/wordprocessingDrawing" xmlns:w10="urn:schemas-microsoft-com:office:word" xmlns:w="http://schemas.openxmlformats.org/wordprocessingml/2006/main" xmlns:w14="http://schemas.microsoft.com/office/word/2010/wordml" xmlns:w15="http://schemas.microsoft.com/office/word/2012/wordml" xmlns:w16se="http://schemas.microsoft.com/office/word/2015/wordml/symex" xmlns:wpg="http://schemas.microsoft.com/office/word/2010/wordprocessingGroup" xmlns:wpi="http://schemas.microsoft.com/office/word/2010/wordprocessingInk" xmlns:wne="http://schemas.microsoft.com/office/word/2006/wordml" xmlns:wps="http://schemas.microsoft.com/office/word/2010/wordprocessingShape" mc:Ignorable="w14 w15 w16se wp14">
   <w:footnote w:type="separator" w:id="-1">
     <w:p>
       <w:pPr>
@@ -10696,7 +11752,7 @@
 </file>
 
 <file path=word/header1.xml><?xml version="1.0" encoding="utf-8"?>
-<w:hdr xmlns:wpc="http://schemas.microsoft.com/office/word/2010/wordprocessingCanvas" xmlns:cx="http://schemas.microsoft.com/office/drawing/2014/chartex" xmlns:cx1="http://schemas.microsoft.com/office/drawing/2015/9/8/chartex" xmlns:mc="http://schemas.openxmlformats.org/markup-compatibility/2006" xmlns:o="urn:schemas-microsoft-com:office:office" xmlns:r="http://schemas.openxmlformats.org/officeDocument/2006/relationships" xmlns:m="http://schemas.openxmlformats.org/officeDocument/2006/math" xmlns:v="urn:schemas-microsoft-com:vml" xmlns:wp14="http://schemas.microsoft.com/office/word/2010/wordprocessingDrawing" xmlns:wp="http://schemas.openxmlformats.org/drawingml/2006/wordprocessingDrawing" xmlns:w10="urn:schemas-microsoft-com:office:word" xmlns:w="http://schemas.openxmlformats.org/wordprocessingml/2006/main" xmlns:w14="http://schemas.microsoft.com/office/word/2010/wordml" xmlns:w15="http://schemas.microsoft.com/office/word/2012/wordml" xmlns:w16se="http://schemas.microsoft.com/office/word/2015/wordml/symex" xmlns:wpg="http://schemas.microsoft.com/office/word/2010/wordprocessingGroup" xmlns:wpi="http://schemas.microsoft.com/office/word/2010/wordprocessingInk" xmlns:wne="http://schemas.microsoft.com/office/word/2006/wordml" xmlns:wps="http://schemas.microsoft.com/office/word/2010/wordprocessingShape" mc:Ignorable="w14 w15 w16se wp14">
+<w:hdr xmlns:wpc="http://schemas.microsoft.com/office/word/2010/wordprocessingCanvas" xmlns:cx="http://schemas.microsoft.com/office/drawing/2014/chartex" xmlns:mc="http://schemas.openxmlformats.org/markup-compatibility/2006" xmlns:o="urn:schemas-microsoft-com:office:office" xmlns:r="http://schemas.openxmlformats.org/officeDocument/2006/relationships" xmlns:m="http://schemas.openxmlformats.org/officeDocument/2006/math" xmlns:v="urn:schemas-microsoft-com:vml" xmlns:wp14="http://schemas.microsoft.com/office/word/2010/wordprocessingDrawing" xmlns:wp="http://schemas.openxmlformats.org/drawingml/2006/wordprocessingDrawing" xmlns:w10="urn:schemas-microsoft-com:office:word" xmlns:w="http://schemas.openxmlformats.org/wordprocessingml/2006/main" xmlns:w14="http://schemas.microsoft.com/office/word/2010/wordml" xmlns:w15="http://schemas.microsoft.com/office/word/2012/wordml" xmlns:w16se="http://schemas.microsoft.com/office/word/2015/wordml/symex" xmlns:wpg="http://schemas.microsoft.com/office/word/2010/wordprocessingGroup" xmlns:wpi="http://schemas.microsoft.com/office/word/2010/wordprocessingInk" xmlns:wne="http://schemas.microsoft.com/office/word/2006/wordml" xmlns:wps="http://schemas.microsoft.com/office/word/2010/wordprocessingShape" mc:Ignorable="w14 w15 w16se wp14">
   <w:sdt>
     <w:sdtPr>
       <w:id w:val="1987964608"/>
@@ -10764,7 +11820,7 @@
 </file>
 
 <file path=word/numbering.xml><?xml version="1.0" encoding="utf-8"?>
-<w:numbering xmlns:wpc="http://schemas.microsoft.com/office/word/2010/wordprocessingCanvas" xmlns:cx="http://schemas.microsoft.com/office/drawing/2014/chartex" xmlns:cx1="http://schemas.microsoft.com/office/drawing/2015/9/8/chartex" xmlns:mc="http://schemas.openxmlformats.org/markup-compatibility/2006" xmlns:o="urn:schemas-microsoft-com:office:office" xmlns:r="http://schemas.openxmlformats.org/officeDocument/2006/relationships" xmlns:m="http://schemas.openxmlformats.org/officeDocument/2006/math" xmlns:v="urn:schemas-microsoft-com:vml" xmlns:wp14="http://schemas.microsoft.com/office/word/2010/wordprocessingDrawing" xmlns:wp="http://schemas.openxmlformats.org/drawingml/2006/wordprocessingDrawing" xmlns:w10="urn:schemas-microsoft-com:office:word" xmlns:w="http://schemas.openxmlformats.org/wordprocessingml/2006/main" xmlns:w14="http://schemas.microsoft.com/office/word/2010/wordml" xmlns:w15="http://schemas.microsoft.com/office/word/2012/wordml" xmlns:w16se="http://schemas.microsoft.com/office/word/2015/wordml/symex" xmlns:wpg="http://schemas.microsoft.com/office/word/2010/wordprocessingGroup" xmlns:wpi="http://schemas.microsoft.com/office/word/2010/wordprocessingInk" xmlns:wne="http://schemas.microsoft.com/office/word/2006/wordml" xmlns:wps="http://schemas.microsoft.com/office/word/2010/wordprocessingShape" mc:Ignorable="w14 w15 w16se wp14">
+<w:numbering xmlns:wpc="http://schemas.microsoft.com/office/word/2010/wordprocessingCanvas" xmlns:cx="http://schemas.microsoft.com/office/drawing/2014/chartex" xmlns:mc="http://schemas.openxmlformats.org/markup-compatibility/2006" xmlns:o="urn:schemas-microsoft-com:office:office" xmlns:r="http://schemas.openxmlformats.org/officeDocument/2006/relationships" xmlns:m="http://schemas.openxmlformats.org/officeDocument/2006/math" xmlns:v="urn:schemas-microsoft-com:vml" xmlns:wp14="http://schemas.microsoft.com/office/word/2010/wordprocessingDrawing" xmlns:wp="http://schemas.openxmlformats.org/drawingml/2006/wordprocessingDrawing" xmlns:w10="urn:schemas-microsoft-com:office:word" xmlns:w="http://schemas.openxmlformats.org/wordprocessingml/2006/main" xmlns:w14="http://schemas.microsoft.com/office/word/2010/wordml" xmlns:w15="http://schemas.microsoft.com/office/word/2012/wordml" xmlns:w16se="http://schemas.microsoft.com/office/word/2015/wordml/symex" xmlns:wpg="http://schemas.microsoft.com/office/word/2010/wordprocessingGroup" xmlns:wpi="http://schemas.microsoft.com/office/word/2010/wordprocessingInk" xmlns:wne="http://schemas.microsoft.com/office/word/2006/wordml" xmlns:wps="http://schemas.microsoft.com/office/word/2010/wordprocessingShape" mc:Ignorable="w14 w15 w16se wp14">
   <w:abstractNum w:abstractNumId="0" w15:restartNumberingAfterBreak="0">
     <w:nsid w:val="03A51062"/>
     <w:multiLevelType w:val="hybridMultilevel"/>
@@ -14556,7 +15612,7 @@
 </file>
 
 <file path=customXml/itemProps1.xml><?xml version="1.0" encoding="utf-8"?>
-<ds:datastoreItem xmlns:ds="http://schemas.openxmlformats.org/officeDocument/2006/customXml" ds:itemID="{9CB4036C-C9AC-47DB-BC2A-7A10FBBF1A2F}">
+<ds:datastoreItem xmlns:ds="http://schemas.openxmlformats.org/officeDocument/2006/customXml" ds:itemID="{D59BF30D-0F81-4328-A6C9-3F77DD31088A}">
   <ds:schemaRefs>
     <ds:schemaRef ds:uri="http://schemas.openxmlformats.org/officeDocument/2006/bibliography"/>
   </ds:schemaRefs>
